--- a/document_templates/russian_library/Исковые_заявления/Семейные_споры/шаблон_Исковое_заявление_на_развод.docx
+++ b/document_templates/russian_library/Исковые_заявления/Семейные_споры/шаблон_Исковое_заявление_на_развод.docx
@@ -39,7 +39,6 @@
         </w:rPr>
         <w:t xml:space="preserve">{ </w:t>
       </w:r>
-      <w:proofErr w:type="spellStart"/>
       <w:r>
         <w:rPr>
           <w:rFonts w:ascii="Times New Roman" w:hAnsi="Times New Roman" w:cs="Times New Roman"/>
@@ -49,7 +48,6 @@
         </w:rPr>
         <w:t>court_name</w:t>
       </w:r>
-      <w:proofErr w:type="spellEnd"/>
       <w:r>
         <w:rPr>
           <w:rFonts w:ascii="Times New Roman" w:hAnsi="Times New Roman" w:cs="Times New Roman"/>
@@ -71,15 +69,14 @@
           <w:lang w:val="en-US"/>
         </w:rPr>
       </w:pPr>
-      <w:proofErr w:type="gramStart"/>
-      <w:r>
-        <w:rPr>
-          <w:rFonts w:ascii="Times New Roman" w:hAnsi="Times New Roman" w:cs="Times New Roman"/>
-          <w:sz w:val="24"/>
-          <w:szCs w:val="24"/>
-          <w:lang w:val="en-US"/>
-        </w:rPr>
-        <w:t xml:space="preserve">{{ w_t_w_r_w_prooferr_w_type_spellstart_w_r_w_rpr_w_rfonts_w_ascii_times_new_roman_w_hansi_times_new_roman_w_cs_times_new_roman_w_sz_w_val_24_w_szcs_w_val_24_w_lang_w_val_en_us_w_rpr_w_t_court_w_t_w_r_w_prooferr_w_type_gramend_w_r_w_rsidrpr_00d6265c_w_rpr_w_rfonts_w_ascii_times_new_roman_w_hansi_times_new_roman_w_cs_times_new_roman_w_sz_w_val_24_w_szcs_w_val_24_w_lang_w_val_en_us_w_rpr_w_t_w_t_w_r_w_r_w_rpr_w_rfonts_w_ascii_times_new_roman_w_hansi_times_new_roman_w_cs_times_new_roman_w_sz_w_val_24_w_szcs_w_val_24_w_lang_w_val_en_us_w_rpr_w_t_address_w_t_w_r_w_prooferr_w_type_spellend_w_r_w_rsidrpr_00d6265c_w_rpr_w_rfonts_w_ascii_times_new_roman_w_hansi_times_new_roman_w_cs_times_new_roman_w_sz_w_val_24_w_szcs_w_val_24_w_lang_w_val_en_us_w_rpr_w_t_xml_space_preserve }}</w:t>
+      <w:r>
+        <w:rPr>
+          <w:rFonts w:ascii="Times New Roman" w:hAnsi="Times New Roman" w:cs="Times New Roman"/>
+          <w:sz w:val="24"/>
+          <w:szCs w:val="24"/>
+          <w:lang w:val="en-US"/>
+        </w:rPr>
+        <w:t xml:space="preserve">{{ court_address }}</w:t>
       </w:r>
     </w:p>
     <w:p>
@@ -117,7 +114,7 @@
           <w:szCs w:val="24"/>
           <w:lang w:val="en-US"/>
         </w:rPr>
-        <w:t xml:space="preserve">{{ w_t_w_r_w_r_w_rsidr_00177468_w_rpr_w_rfonts_w_ascii_times_new_roman_w_hansi_times_new_roman_w_cs_times_new_roman_w_sz_w_val_24_w_szcs_w_val_24_w_lang_w_val_en_us_w_rpr_w_t_xml_space_preserve_plaintiff_w_t_w_r_w_r_w_rsidr_00177468_w_rsidrpr_00d6265c_w_rpr_w_rfonts_w_ascii_times_new_roman_w_hansi_times_new_roman_w_cs_times_new_roman_w_sz_w_val_24_w_szcs_w_val_24_w_lang_w_val_en_us_w_rpr_w_t }}</w:t>
+        <w:t xml:space="preserve">{{ plaintiff }}</w:t>
       </w:r>
     </w:p>
     <w:p>
@@ -146,7 +143,7 @@
           <w:szCs w:val="24"/>
           <w:lang w:val="en-US"/>
         </w:rPr>
-        <w:t xml:space="preserve">: {{ w_t_w_r_w_prooferr_w_type_spellstart_w_r_w_rpr_w_rfonts_w_ascii_times_new_roman_w_hansi_times_new_roman_w_cs_times_new_roman_w_sz_w_val_24_w_szcs_w_val_24_w_lang_w_val_en_us_w_rpr_w_t_passport_w_t_w_r_w_r_w_rsidrpr_009504bc_w_rpr_w_rfonts_w_ascii_times_new_roman_w_hansi_times_new_roman_w_cs_times_new_roman_w_sz_w_val_24_w_szcs_w_val_24_w_lang_w_val_en_us_w_rpr_w_t_w_t_w_r_w_r_w_rpr_w_rfonts_w_ascii_times_new_roman_w_hansi_times_new_roman_w_cs_times_new_roman_w_sz_w_val_24_w_szcs_w_val_24_w_lang_w_val_en_us_w_rpr_w_t_plaintiff_w_t_w_r_w_prooferr_w_type_spellend_w_r_w_rsidrpr_009504bc_w_rpr_w_rfonts_w_ascii_times_new_roman_w_hansi_times_new_roman_w_cs_times_new_roman_w_sz_w_val_24_w_szcs_w_val_24_w_lang_w_val_en_us_w_rpr_w_t_xml_space_preserve }}</w:t>
+        <w:t xml:space="preserve">: {{ passport_plaintiff }}</w:t>
       </w:r>
     </w:p>
     <w:p>
@@ -201,7 +198,7 @@
           <w:szCs w:val="24"/>
           <w:lang w:val="en-US"/>
         </w:rPr>
-        <w:t xml:space="preserve">{{ w_t_w_r_w_prooferr_w_type_spellstart_w_r_w_rsidr_00177468_w_rpr_w_rfonts_w_ascii_times_new_roman_w_hansi_times_new_roman_w_cs_times_new_roman_w_sz_w_val_24_w_szcs_w_val_24_w_lang_w_val_en_us_w_rpr_w_t_plaintiff_w_t_w_r_w_r_w_rsidr_00177468_w_rsidrpr_00d6265c_w_rpr_w_rfonts_w_ascii_times_new_roman_w_hansi_times_new_roman_w_cs_times_new_roman_w_sz_w_val_24_w_szcs_w_val_24_w_lang_w_val_en_us_w_rpr_w_t_w_t_w_r_w_r_w_rsidr_00177468_w_rpr_w_rfonts_w_ascii_times_new_roman_w_hansi_times_new_roman_w_cs_times_new_roman_w_sz_w_val_24_w_szcs_w_val_24_w_lang_w_val_en_us_w_rpr_w_t_representative_w_t_w_r_w_prooferr_w_type_spellend_w_r_w_rsidr_00177468_w_rpr_w_rfonts_w_ascii_times_new_roman_w_hansi_times_new_roman_w_cs_times_new_roman_w_sz_w_val_24_w_szcs_w_val_24_w_lang_w_val_en_us_w_rpr_w_t_xml_space_preserve }}</w:t>
+        <w:t xml:space="preserve">{{ plaintiff_representative }}</w:t>
       </w:r>
     </w:p>
     <w:p>
@@ -239,7 +236,7 @@
           <w:szCs w:val="24"/>
           <w:lang w:val="en-US"/>
         </w:rPr>
-        <w:t xml:space="preserve">{{ w_t_w_r_w_r_w_rsidr_00177468_w_rpr_w_rfonts_w_ascii_times_new_roman_w_hansi_times_new_roman_w_cs_times_new_roman_w_sz_w_val_24_w_szcs_w_val_24_w_lang_w_val_en_us_w_rpr_w_t_defendant_w_t_w_r_w_r_w_rsidr_00177468_w_rsidrpr_009504bc_w_rpr_w_rfonts_w_ascii_times_new_roman_w_hansi_times_new_roman_w_cs_times_new_roman_w_sz_w_val_24_w_szcs_w_val_24_w_lang_w_val_en_us_w_rpr_w_t_xml_space_preserve }}</w:t>
+        <w:t xml:space="preserve">{{ defendant }}</w:t>
       </w:r>
     </w:p>
     <w:p>
@@ -294,7 +291,7 @@
           <w:szCs w:val="24"/>
           <w:lang w:val="en-US"/>
         </w:rPr>
-        <w:t xml:space="preserve">{{ w_t_w_r_w_prooferr_w_type_spellstart_w_r_w_rsidr_00177468_w_rpr_w_rfonts_w_ascii_times_new_roman_w_hansi_times_new_roman_w_cs_times_new_roman_w_sz_w_val_24_w_szcs_w_val_24_w_lang_w_val_en_us_w_rpr_w_t_registration_w_t_w_r_w_r_w_rsidr_00177468_w_rsidrpr_009504bc_w_rpr_w_rfonts_w_ascii_times_new_roman_w_hansi_times_new_roman_w_cs_times_new_roman_w_sz_w_val_24_w_szcs_w_val_24_w_lang_w_val_en_us_w_rpr_w_t_w_t_w_r_w_r_w_rsidr_00177468_w_rpr_w_rfonts_w_ascii_times_new_roman_w_hansi_times_new_roman_w_cs_times_new_roman_w_sz_w_val_24_w_szcs_w_val_24_w_lang_w_val_en_us_w_rpr_w_t_address_w_t_w_r_w_prooferr_w_type_spellend_w_r_w_rsidr_00177468_w_rsidrpr_009504bc_w_rpr_w_rfonts_w_ascii_times_new_roman_w_hansi_times_new_roman_w_cs_times_new_roman_w_sz_w_val_24_w_szcs_w_val_24_w_lang_w_val_en_us_w_rpr_w_t_xml_space_preserve }}</w:t>
+        <w:t xml:space="preserve">{{ registration_address }}</w:t>
       </w:r>
     </w:p>
     <w:p>
@@ -338,7 +335,7 @@
           <w:sz w:val="24"/>
           <w:szCs w:val="24"/>
         </w:rPr>
-        <w:t xml:space="preserve">{{ w_t_w_r_w_r_w_rsidr_00177468_w_rpr_w_rfonts_w_ascii_times_new_roman_w_hansi_times_new_roman_w_cs_times_new_roman_w_sz_w_val_24_w_szcs_w_val_24_w_lang_w_val_en_us_w_rpr_w_t_married_w_t_w_r_w_r_w_rsidr_00177468_w_rsidrpr_00177468_w_rpr_w_rfonts_w_ascii_times_new_roman_w_hansi_times_new_roman_w_cs_times_new_roman_w_sz_w_val_24_w_szcs_w_val_24_w_rpr_w_t_w_t_w_r_w_r_w_rsidr_00177468_w_rpr_w_rfonts_w_ascii_times_new_roman_w_hansi_times_new_roman_w_cs_times_new_roman_w_sz_w_val_24_w_szcs_w_val_24_w_lang_w_val_en_us_w_rpr_w_t_to_w_t_w_r_w_r_w_rsidr_00177468_w_rsidrpr_00177468_w_rpr_w_rfonts_w_ascii_times_new_roman_w_hansi_times_new_roman_w_cs_times_new_roman_w_sz_w_val_24_w_szcs_w_val_24_w_rpr_w_t_xml_space_preserve }}</w:t>
+        <w:t xml:space="preserve">{{ married_to }}</w:t>
       </w:r>
       <w:r>
         <w:rPr>
@@ -354,7 +351,7 @@
           <w:sz w:val="24"/>
           <w:szCs w:val="24"/>
         </w:rPr>
-        <w:t xml:space="preserve">{{ w_t_w_r_w_r_w_rsidr_00177468_w_rpr_w_rfonts_w_ascii_times_new_roman_w_hansi_times_new_roman_w_cs_times_new_roman_w_sz_w_val_24_w_szcs_w_val_24_w_lang_w_val_en_us_w_rpr_w_t_details_w_t_w_r_w_r_w_rsidr_00177468_w_rsidrpr_00d6265c_w_rpr_w_rfonts_w_ascii_times_new_roman_w_hansi_times_new_roman_w_cs_times_new_roman_w_sz_w_val_24_w_szcs_w_val_24_w_rpr_w_t_xml_space_preserve }}</w:t>
+        <w:t xml:space="preserve">{{ details }}</w:t>
       </w:r>
       <w:r>
         <w:rPr>
@@ -437,7 +434,7 @@
           <w:sz w:val="24"/>
           <w:szCs w:val="24"/>
         </w:rPr>
-        <w:t xml:space="preserve">{{ w_t_w_r_w_r_w_rsidr_00177468_w_rpr_w_rfonts_w_ascii_times_new_roman_w_hansi_times_new_roman_w_cs_times_new_roman_w_sz_w_val_24_w_szcs_w_val_24_w_lang_w_val_en_us_w_rpr_w_t_plaintiff_w_t_w_r_w_r_w_rsidr_00177468_w_rsidrpr_00177468_w_rpr_w_rfonts_w_ascii_times_new_roman_w_hansi_times_new_roman_w_cs_times_new_roman_w_sz_w_val_24_w_szcs_w_val_24_w_rpr_w_t_w_t_w_r_w_r_w_rsidr_00177468_w_rpr_w_rfonts_w_ascii_times_new_roman_w_hansi_times_new_roman_w_cs_times_new_roman_w_sz_w_val_24_w_szcs_w_val_24_w_lang_w_val_en_us_w_rpr_w_t_t_w_t_w_r_w_r_w_rsidr_009504bc_w_rpr_w_rfonts_w_ascii_times_new_roman_w_hansi_times_new_roman_w_cs_times_new_roman_w_sz_w_val_24_w_szcs_w_val_24_w_lang_w_val_en_us_w_rpr_w_t_ext_w_t_w_r_w_r_w_rsidr_00177468_w_rpr_w_rfonts_w_ascii_times_new_roman_w_hansi_times_new_roman_w_cs_times_new_roman_w_sz_w_val_24_w_szcs_w_val_24_w_rpr_w_t_xml_space_preserve_w_t_w_r_w_r_w_rsidr_00177468_w_rsidrpr_00177468_w_rpr_w_rfonts_w_ascii_times_new_roman_w_hansi_times_new_roman_w_cs_times_new_roman_w_sz_w_val_24_w_szcs_w_val_24_w_rpr_w_t }}</w:t>
+        <w:t xml:space="preserve">{{ plaintiff_text }}</w:t>
       </w:r>
       <w:r>
         <w:rPr>
@@ -453,7 +450,7 @@
           <w:sz w:val="24"/>
           <w:szCs w:val="24"/>
         </w:rPr>
-        <w:t xml:space="preserve">{{ w_t_w_r_w_r_w_rsidr_00177468_w_rpr_w_rfonts_w_ascii_times_new_roman_w_hansi_times_new_roman_w_cs_times_new_roman_w_sz_w_val_24_w_szcs_w_val_24_w_lang_w_val_en_us_w_rpr_w_t_defendant_w_t_w_r_w_r_w_rsidr_00177468_w_rsidrpr_00177468_w_rpr_w_rfonts_w_ascii_times_new_roman_w_hansi_times_new_roman_w_cs_times_new_roman_w_sz_w_val_24_w_szcs_w_val_24_w_rpr_w_t_w_t_w_r_w_r_w_rsidr_009504bc_w_rpr_w_rfonts_w_ascii_times_new_roman_w_hansi_times_new_roman_w_cs_times_new_roman_w_sz_w_val_24_w_szcs_w_val_24_w_lang_w_val_en_us_w_rpr_w_t_text_w_t_w_r_w_r_w_rsidr_00177468_w_rsidrpr_00177468_w_rpr_w_rfonts_w_ascii_times_new_roman_w_hansi_times_new_roman_w_cs_times_new_roman_w_sz_w_val_24_w_szcs_w_val_24_w_rpr_w_t_xml_space_preserve }}</w:t>
+        <w:t xml:space="preserve">{{ defendant_text }}</w:t>
       </w:r>
       <w:r>
         <w:rPr>
@@ -501,7 +498,7 @@
           <w:szCs w:val="24"/>
           <w:lang w:val="en-US"/>
         </w:rPr>
-        <w:t>{{ w_t_w_r_w_r_w_rsidr_009504bc_w_rpr_w_rfonts_w_ascii_times_new_roman_w_hansi_times_new_roman_w_cs_times_new_roman_w_i_w_ics_w_sz_w_val_24_w_szcs_w_val_24_w_lang_w_val_en_us_w_rpr_w_t_xml_space_preserve_signature_w_t_w_r_w_r_w_rsidrpr_00177468_w_rpr_w_rfonts_w_ascii_times_new_roman_w_hansi_times_new_roman_w_cs_times_new_roman_w_i_w_ics_w_sz_w_val_24_w_szcs_w_val_24_w_lang_w_val_en_us_w_rpr_w_t }}</w:t>
+        <w:t>{{ signature }}</w:t>
       </w:r>
       <w:r>
         <w:rPr>
